--- a/docx/207.Đánh dấu quan trọng_SRS_AI_Generated.docx
+++ b/docx/207.Đánh dấu quan trọng_SRS_AI_Generated.docx
@@ -170,7 +170,7 @@
         </w:numPr>
       </w:pPr>
       <w:r>
-        <w:t xml:space="preserve">Chức năng thực hiện từ: danh sách thông báo (UC203), trang chi tiết (UC205), dropdown panel (UC202.MH02).</w:t>
+        <w:t xml:space="preserve">Chức năng thực hiện từ: danh sách thông báo (UC203), trang chi tiết (UC205), danh sách thả xuống panel (UC202.MH02).</w:t>
       </w:r>
     </w:p>
     <w:p>
@@ -221,7 +221,7 @@
     </w:p>
     <w:p>
       <w:r>
-        <w:t xml:space="preserve">Icon ngôi sao tích hợp trên từng row thông báo trong danh sách và trong context menu. Tab "Quan trọng" tập hợp tất cả thông báo đã đánh dấu. Không có trang riêng.</w:t>
+        <w:t xml:space="preserve">biểu tượng ngôi sao tích hợp trên từng row thông báo trong danh sách và trong context menu. Tab "Quan trọng" tập hợp tất cả thông báo đã đánh dấu. Không có trang riêng.</w:t>
       </w:r>
     </w:p>
     <w:p>
@@ -487,7 +487,7 @@
                 <w:sz w:val="18"/>
                 <w:szCs w:val="18"/>
               </w:rPr>
-              <w:t xml:space="preserve">Icon ngôi sao 5 cánh, kích thước 18px. Trạng thái: </w:t>
+              <w:t xml:space="preserve">biểu tượng ngôi sao 5 cánh, kích thước 18px. Trạng thái: </w:t>
             </w:r>
             <w:r>
               <w:rPr>
@@ -519,7 +519,7 @@
                 <w:sz w:val="18"/>
                 <w:szCs w:val="18"/>
               </w:rPr>
-              <w:t xml:space="preserve"> (#ECC94B) = đã đánh dấu quan trọng. Vị trí: bên phải của mỗi row, trước icon "...". Ẩn khi không hover, hiện khi hover (trừ khi đã đánh dấu → luôn hiển thị icon sao vàng).</w:t>
+              <w:t xml:space="preserve"> (#ECC94B) = đã đánh dấu quan trọng. Vị trí: bên phải của mỗi row, trước biểu tượng "...". Ẩn khi không rê chuột, hiện khi rê chuột (trừ khi đã đánh dấu → luôn hiển thị biểu tượng sao vàng).</w:t>
             </w:r>
           </w:p>
         </w:tc>
@@ -624,7 +624,7 @@
                 <w:sz w:val="18"/>
                 <w:szCs w:val="18"/>
               </w:rPr>
-              <w:t xml:space="preserve">Khi hover vào icon sao xám (chưa đánh dấu): sao chuyển màu vàng nhạt (preview effect) để người dùng biết click sẽ đánh dấu. Tooltip: "Đánh dấu quan trọng". Khi hover vào sao vàng (đã đánh dấu): tooltip: "Bỏ đánh dấu quan trọng".</w:t>
+              <w:t xml:space="preserve">Khi rê chuột vào biểu tượng sao xám (chưa đánh dấu): sao chuyển màu vàng nhạt (preview effect) để người dùng biết click sẽ đánh dấu. Tooltip: "Đánh dấu quan trọng". Khi rê chuột vào sao vàng (đã đánh dấu): tooltip: "Bỏ đánh dấu quan trọng".</w:t>
             </w:r>
           </w:p>
         </w:tc>
@@ -729,7 +729,7 @@
                 <w:sz w:val="18"/>
                 <w:szCs w:val="18"/>
               </w:rPr>
-              <w:t xml:space="preserve">Trong menu "..." cũng có mục "Đánh dấu quan trọng" / "Bỏ đánh dấu quan trọng" với icon ⭐.</w:t>
+              <w:t xml:space="preserve">Trong menu "..." cũng có mục "Đánh dấu quan trọng" / "Bỏ đánh dấu quan trọng" với biểu tượng ⭐.</w:t>
             </w:r>
           </w:p>
         </w:tc>
@@ -834,7 +834,7 @@
                 <w:sz w:val="18"/>
                 <w:szCs w:val="18"/>
               </w:rPr>
-              <w:t xml:space="preserve">Tab thứ ba trong trang UC203. Label "Quan trọng" với badge số lượng thông báo đã đánh dấu. Badge màu vàng #ECC94B hoặc xám tùy thiết kế.</w:t>
+              <w:t xml:space="preserve">Tab thứ ba trong trang UC203. Label "Quan trọng" với nhãn số lượng thông báo đã đánh dấu. nhãn màu vàng #ECC94B hoặc xám tùy thiết kế.</w:t>
             </w:r>
           </w:p>
         </w:tc>
@@ -939,7 +939,7 @@
                 <w:sz w:val="18"/>
                 <w:szCs w:val="18"/>
               </w:rPr>
-              <w:t xml:space="preserve">Toast nhỏ sau thao tác: "⭐ Đã đánh dấu quan trọng" (khi thêm) hoặc "Đã bỏ đánh dấu quan trọng" (khi xóa). Biến mất sau 2 giây.</w:t>
+              <w:t xml:space="preserve">thông báo nhỏ nhỏ sau thao tác: "⭐ Đã đánh dấu quan trọng" (khi thêm) hoặc "Đã bỏ đánh dấu quan trọng" (khi xóa). Biến mất sau 2 giây.</w:t>
             </w:r>
           </w:p>
         </w:tc>
@@ -1273,7 +1273,7 @@
                 <w:sz w:val="18"/>
                 <w:szCs w:val="18"/>
               </w:rPr>
-              <w:t xml:space="preserve">Click icon sao → toggle trạng thái → gọi API PATCH </w:t>
+              <w:t xml:space="preserve">Click biểu tượng sao → toggle trạng thái → gọi API PATCH </w:t>
             </w:r>
             <w:r>
               <w:rPr>
@@ -1303,7 +1303,7 @@
                 <w:sz w:val="18"/>
                 <w:szCs w:val="18"/>
               </w:rPr>
-              <w:t xml:space="preserve"> → cập nhật icon ngay (optimistic update): xám ↔ vàng → cập nhật badge tab "Quan trọng" → toast feedback. Nếu API lỗi: rollback + toast lỗi.</w:t>
+              <w:t xml:space="preserve"> → cập nhật biểu tượng ngay (optimistic update): xám ↔ vàng → cập nhật nhãn tab "Quan trọng" → thông báo nhỏ feedback. Nếu API lỗi: rollback + thông báo nhỏ lỗi.</w:t>
             </w:r>
           </w:p>
         </w:tc>
@@ -1388,7 +1388,7 @@
                 <w:sz w:val="18"/>
                 <w:szCs w:val="18"/>
               </w:rPr>
-              <w:t xml:space="preserve">Chọn nhiều thông báo → click "⭐ Đánh dấu quan trọng" trên toolbar → gọi API batch → cập nhật tất cả icon sao → toast "Đã đánh dấu X thông báo là quan trọng".</w:t>
+              <w:t xml:space="preserve">Chọn nhiều thông báo → click "⭐ Đánh dấu quan trọng" trên toolbar → gọi API batch → cập nhật tất cả biểu tượng sao → thông báo nhỏ "Đã đánh dấu X thông báo là quan trọng".</w:t>
             </w:r>
           </w:p>
         </w:tc>
@@ -1573,7 +1573,7 @@
                 <w:sz w:val="18"/>
                 <w:szCs w:val="18"/>
               </w:rPr>
-              <w:t xml:space="preserve">Trong tab "Quan trọng", khi click bỏ sao → thông báo đó fade-out và biến khỏi tab "Quan trọng" (vẫn còn ở tab "Tất cả"). Badge giảm 1.</w:t>
+              <w:t xml:space="preserve">Trong tab "Quan trọng", khi click bỏ sao → thông báo đó fade-out và biến khỏi tab "Quan trọng" (vẫn còn ở tab "Tất cả"). nhãn giảm 1.</w:t>
             </w:r>
           </w:p>
         </w:tc>
@@ -2003,7 +2003,7 @@
                 <w:sz w:val="18"/>
                 <w:szCs w:val="18"/>
               </w:rPr>
-              <w:t xml:space="preserve">Giống UC203.MH02 nhưng tất cả icon sao đều vàng. Row có thể có cả trạng thái đã đọc và chưa đọc (background indicator như bình thường). Mỗi item có thể bỏ sao ngay từ đây.</w:t>
+              <w:t xml:space="preserve">Giống UC203.MH02 nhưng tất cả biểu tượng sao đều vàng. Row có thể có cả trạng thái đã đọc và chưa đọc (màu nền indicator như bình thường). Mỗi item có thể bỏ sao ngay từ đây.</w:t>
             </w:r>
           </w:p>
         </w:tc>
@@ -2108,7 +2108,7 @@
                 <w:sz w:val="18"/>
                 <w:szCs w:val="18"/>
               </w:rPr>
-              <w:t xml:space="preserve">Khi không có thông báo quan trọng nào: Icon ngôi sao rỗng lớn + "Chưa có thông báo nào được đánh dấu quan trọng" + hướng dẫn "Nhấn biểu tượng ⭐ trên bất kỳ thông báo nào để thêm vào đây".</w:t>
+              <w:t xml:space="preserve">Khi không có thông báo quan trọng nào: biểu tượng ngôi sao rỗng lớn + "Chưa có thông báo nào được đánh dấu quan trọng" + hướng dẫn "Nhấn biểu tượng ⭐ trên bất kỳ thông báo nào để thêm vào đây".</w:t>
             </w:r>
           </w:p>
         </w:tc>
@@ -2213,7 +2213,7 @@
                 <w:sz w:val="18"/>
                 <w:szCs w:val="18"/>
               </w:rPr>
-              <w:t xml:space="preserve">Link "Xóa tất cả đánh dấu quan trọng" ở cuối (nếu có nhiều thông báo). Click → confirm → xóa tất cả flag.</w:t>
+              <w:t xml:space="preserve">liên kết "Xóa tất cả đánh dấu quan trọng" ở cuối (nếu có nhiều thông báo). Click → confirm → xóa tất cả flag.</w:t>
             </w:r>
           </w:p>
         </w:tc>
